--- a/Document/RV200/RW-TF-FST-02-08(00) Software V&V Report.docx
+++ b/Document/RV200/RW-TF-FST-02-08(00) Software V&V Report.docx
@@ -57,7 +57,47 @@
                 <w:sz w:val="72"/>
                 <w:szCs w:val="72"/>
               </w:rPr>
-              <w:t>Verification &amp; validation report</w:t>
+              <w:t xml:space="preserve">Verification &amp; </w:t>
+            </w:r>
+            <w:r>
+              <w:rPr>
+                <w:rFonts w:ascii="Times New Roman" w:hint="eastAsia"/>
+                <w:b/>
+                <w:bCs/>
+                <w:sz w:val="72"/>
+                <w:szCs w:val="72"/>
+              </w:rPr>
+              <w:t>V</w:t>
+            </w:r>
+            <w:r>
+              <w:rPr>
+                <w:rFonts w:ascii="Times New Roman"/>
+                <w:b/>
+                <w:bCs/>
+                <w:sz w:val="72"/>
+                <w:szCs w:val="72"/>
+              </w:rPr>
+              <w:t xml:space="preserve">alidation </w:t>
+            </w:r>
+            <w:r>
+              <w:rPr>
+                <w:rFonts w:ascii="Times New Roman" w:hint="eastAsia"/>
+                <w:b/>
+                <w:bCs/>
+                <w:sz w:val="72"/>
+                <w:szCs w:val="72"/>
+              </w:rPr>
+              <w:t>R</w:t>
+            </w:r>
+            <w:r>
+              <w:rPr>
+                <w:rFonts w:ascii="Times New Roman"/>
+                <w:b/>
+                <w:bCs/>
+                <w:sz w:val="72"/>
+                <w:szCs w:val="72"/>
+              </w:rPr>
+              <w:t>eport</w:t>
             </w:r>
           </w:p>
         </w:tc>
@@ -2033,7 +2073,23 @@
           <w:rFonts w:ascii="Times New Roman" w:eastAsiaTheme="minorEastAsia"/>
           <w:sz w:val="24"/>
         </w:rPr>
-        <w:t>The V&amp;V document applies only to the MCU's software verification and validation. It does not include hardware</w:t>
+        <w:t xml:space="preserve">The V&amp;V document applies only to </w:t>
+      </w:r>
+      <w:proofErr w:type="gramStart"/>
+      <w:r>
+        <w:rPr>
+          <w:rFonts w:ascii="Times New Roman" w:eastAsiaTheme="minorEastAsia"/>
+          <w:sz w:val="24"/>
+        </w:rPr>
+        <w:t>the MCU's</w:t>
+      </w:r>
+      <w:proofErr w:type="gramEnd"/>
+      <w:r>
+        <w:rPr>
+          <w:rFonts w:ascii="Times New Roman" w:eastAsiaTheme="minorEastAsia"/>
+          <w:sz w:val="24"/>
+        </w:rPr>
+        <w:t xml:space="preserve"> software verification and validation. It does not include hardware</w:t>
       </w:r>
       <w:r>
         <w:rPr>
@@ -2119,7 +2175,6 @@
         <w:tc>
           <w:tcPr>
             <w:tcW w:w="5524" w:type="dxa"/>
-            <w:shd w:val="clear" w:color="auto" w:fill="auto"/>
             <w:vAlign w:val="center"/>
           </w:tcPr>
           <w:p>
@@ -2141,7 +2196,6 @@
         <w:tc>
           <w:tcPr>
             <w:tcW w:w="4115" w:type="dxa"/>
-            <w:shd w:val="clear" w:color="auto" w:fill="auto"/>
             <w:vAlign w:val="center"/>
           </w:tcPr>
           <w:p>
@@ -2169,7 +2223,6 @@
         <w:tc>
           <w:tcPr>
             <w:tcW w:w="5524" w:type="dxa"/>
-            <w:shd w:val="clear" w:color="auto" w:fill="auto"/>
             <w:vAlign w:val="center"/>
           </w:tcPr>
           <w:p>
@@ -2191,7 +2244,6 @@
         <w:tc>
           <w:tcPr>
             <w:tcW w:w="4115" w:type="dxa"/>
-            <w:shd w:val="clear" w:color="auto" w:fill="auto"/>
             <w:vAlign w:val="center"/>
           </w:tcPr>
           <w:p>
@@ -2219,7 +2271,6 @@
         <w:tc>
           <w:tcPr>
             <w:tcW w:w="5524" w:type="dxa"/>
-            <w:shd w:val="clear" w:color="auto" w:fill="auto"/>
             <w:vAlign w:val="center"/>
           </w:tcPr>
           <w:p>
@@ -2243,7 +2294,6 @@
         <w:tc>
           <w:tcPr>
             <w:tcW w:w="4115" w:type="dxa"/>
-            <w:shd w:val="clear" w:color="auto" w:fill="auto"/>
             <w:vAlign w:val="center"/>
           </w:tcPr>
           <w:p>
@@ -2271,7 +2321,6 @@
         <w:tc>
           <w:tcPr>
             <w:tcW w:w="5524" w:type="dxa"/>
-            <w:shd w:val="clear" w:color="auto" w:fill="auto"/>
             <w:vAlign w:val="center"/>
           </w:tcPr>
           <w:p>
@@ -2293,7 +2342,6 @@
         <w:tc>
           <w:tcPr>
             <w:tcW w:w="4115" w:type="dxa"/>
-            <w:shd w:val="clear" w:color="auto" w:fill="auto"/>
             <w:vAlign w:val="center"/>
           </w:tcPr>
           <w:p>
@@ -2321,7 +2369,6 @@
         <w:tc>
           <w:tcPr>
             <w:tcW w:w="5524" w:type="dxa"/>
-            <w:shd w:val="clear" w:color="auto" w:fill="auto"/>
             <w:vAlign w:val="center"/>
           </w:tcPr>
           <w:p>
@@ -2343,7 +2390,6 @@
         <w:tc>
           <w:tcPr>
             <w:tcW w:w="4115" w:type="dxa"/>
-            <w:shd w:val="clear" w:color="auto" w:fill="auto"/>
             <w:vAlign w:val="center"/>
           </w:tcPr>
           <w:p>
@@ -2469,7 +2515,6 @@
         <w:tc>
           <w:tcPr>
             <w:tcW w:w="2694" w:type="dxa"/>
-            <w:shd w:val="clear" w:color="auto" w:fill="auto"/>
             <w:vAlign w:val="center"/>
           </w:tcPr>
           <w:p>
@@ -2493,7 +2538,6 @@
         <w:tc>
           <w:tcPr>
             <w:tcW w:w="6945" w:type="dxa"/>
-            <w:shd w:val="clear" w:color="auto" w:fill="auto"/>
             <w:vAlign w:val="center"/>
           </w:tcPr>
           <w:p>
@@ -2530,7 +2574,6 @@
         <w:tc>
           <w:tcPr>
             <w:tcW w:w="2694" w:type="dxa"/>
-            <w:shd w:val="clear" w:color="auto" w:fill="auto"/>
             <w:vAlign w:val="center"/>
           </w:tcPr>
           <w:p>
@@ -2554,7 +2597,6 @@
         <w:tc>
           <w:tcPr>
             <w:tcW w:w="6945" w:type="dxa"/>
-            <w:shd w:val="clear" w:color="auto" w:fill="auto"/>
             <w:vAlign w:val="center"/>
           </w:tcPr>
           <w:p>
@@ -2584,7 +2626,6 @@
         <w:tc>
           <w:tcPr>
             <w:tcW w:w="2694" w:type="dxa"/>
-            <w:shd w:val="clear" w:color="auto" w:fill="auto"/>
             <w:vAlign w:val="center"/>
           </w:tcPr>
           <w:p>
@@ -2608,7 +2649,6 @@
         <w:tc>
           <w:tcPr>
             <w:tcW w:w="6945" w:type="dxa"/>
-            <w:shd w:val="clear" w:color="auto" w:fill="auto"/>
             <w:vAlign w:val="center"/>
           </w:tcPr>
           <w:p>
@@ -2638,7 +2678,6 @@
         <w:tc>
           <w:tcPr>
             <w:tcW w:w="2694" w:type="dxa"/>
-            <w:shd w:val="clear" w:color="auto" w:fill="auto"/>
             <w:vAlign w:val="center"/>
           </w:tcPr>
           <w:p>
@@ -2662,7 +2701,6 @@
         <w:tc>
           <w:tcPr>
             <w:tcW w:w="6945" w:type="dxa"/>
-            <w:shd w:val="clear" w:color="auto" w:fill="auto"/>
             <w:vAlign w:val="center"/>
           </w:tcPr>
           <w:p>
@@ -2808,7 +2846,25 @@
           <w:sz w:val="24"/>
         </w:rPr>
         <w:lastRenderedPageBreak/>
-        <w:t xml:space="preserve">Through risk analysis, all risks and risk control measures caused by the software are used as basic data for test application. If the software detects </w:t>
+        <w:t xml:space="preserve">Through risk analysis, all risks and risk control measures caused by the software are used as basic data for test </w:t>
+      </w:r>
+      <w:proofErr w:type="gramStart"/>
+      <w:r>
+        <w:rPr>
+          <w:rFonts w:ascii="Times New Roman" w:eastAsiaTheme="minorEastAsia"/>
+          <w:bCs/>
+          <w:sz w:val="24"/>
+        </w:rPr>
+        <w:t>application</w:t>
+      </w:r>
+      <w:proofErr w:type="gramEnd"/>
+      <w:r>
+        <w:rPr>
+          <w:rFonts w:ascii="Times New Roman" w:eastAsiaTheme="minorEastAsia"/>
+          <w:bCs/>
+          <w:sz w:val="24"/>
+        </w:rPr>
+        <w:t xml:space="preserve">. If the software detects </w:t>
       </w:r>
       <w:r>
         <w:rPr>
@@ -3101,7 +3157,25 @@
           <w:bCs/>
           <w:sz w:val="24"/>
         </w:rPr>
-        <w:t>Typically, a software system is divided into several items, each of which can no longer be divided into units to design the structure. Unit testing focuses on the smallest piece of software, the unit, which can no longer be divided, and writes tests based on knowledge of the inner workings of the software so that each unit can perform the desired behavior without defects. This can be a dynamic test, which is a black-box test or a white-box test, or it can be a static test with code inspection or code analysis.</w:t>
+        <w:t xml:space="preserve">Typically, a software system is divided into several items, each of which can no longer be divided into units to design the structure. Unit testing focuses on the smallest piece of software, the unit, which can no longer be divided, and </w:t>
+      </w:r>
+      <w:proofErr w:type="gramStart"/>
+      <w:r>
+        <w:rPr>
+          <w:rFonts w:ascii="Times New Roman" w:eastAsiaTheme="minorEastAsia"/>
+          <w:bCs/>
+          <w:sz w:val="24"/>
+        </w:rPr>
+        <w:t>writes</w:t>
+      </w:r>
+      <w:proofErr w:type="gramEnd"/>
+      <w:r>
+        <w:rPr>
+          <w:rFonts w:ascii="Times New Roman" w:eastAsiaTheme="minorEastAsia"/>
+          <w:bCs/>
+          <w:sz w:val="24"/>
+        </w:rPr>
+        <w:t xml:space="preserve"> tests based on knowledge of the inner workings of the software so that each unit can perform the desired behavior without defects. This can be a dynamic test, which is a black-box test or a white-box test, or it can be a static test with code inspection or code analysis.</w:t>
       </w:r>
     </w:p>
     <w:p>
@@ -3143,7 +3217,43 @@
           <w:bCs/>
           <w:sz w:val="24"/>
         </w:rPr>
-        <w:t>Use white box testing to perform unit tests. Unit testing is primarily based on the detailed design of the unit described in the design specification. Unit testing applies to all software items. If you implement a change, you must unit test it. Any undetected locations are to be dealt with using the troubleshooting process for this step.</w:t>
+        <w:t xml:space="preserve">Use white box testing to perform unit tests. Unit testing is primarily based on the detailed design of the unit described in the design specification. Unit testing applies to all software items. If you implement a change, you must </w:t>
+      </w:r>
+      <w:proofErr w:type="gramStart"/>
+      <w:r>
+        <w:rPr>
+          <w:rFonts w:ascii="Times New Roman" w:eastAsiaTheme="minorEastAsia"/>
+          <w:bCs/>
+          <w:sz w:val="24"/>
+        </w:rPr>
+        <w:t>unit</w:t>
+      </w:r>
+      <w:proofErr w:type="gramEnd"/>
+      <w:r>
+        <w:rPr>
+          <w:rFonts w:ascii="Times New Roman" w:eastAsiaTheme="minorEastAsia"/>
+          <w:bCs/>
+          <w:sz w:val="24"/>
+        </w:rPr>
+        <w:t xml:space="preserve"> </w:t>
+      </w:r>
+      <w:proofErr w:type="gramStart"/>
+      <w:r>
+        <w:rPr>
+          <w:rFonts w:ascii="Times New Roman" w:eastAsiaTheme="minorEastAsia"/>
+          <w:bCs/>
+          <w:sz w:val="24"/>
+        </w:rPr>
+        <w:t>test</w:t>
+      </w:r>
+      <w:proofErr w:type="gramEnd"/>
+      <w:r>
+        <w:rPr>
+          <w:rFonts w:ascii="Times New Roman" w:eastAsiaTheme="minorEastAsia"/>
+          <w:bCs/>
+          <w:sz w:val="24"/>
+        </w:rPr>
+        <w:t xml:space="preserve"> it. Any undetected locations are to be dealt with using the troubleshooting process for this step.</w:t>
       </w:r>
     </w:p>
     <w:p>
@@ -3312,7 +3422,25 @@
           <w:bCs/>
           <w:sz w:val="24"/>
         </w:rPr>
-        <w:t>Software system testing is primarily based on software requirements specifications and software risk analysis. System testing should be performed in the target environment of the device. If a change is made in the system test, a regression test should be performed on it.</w:t>
+        <w:t xml:space="preserve">Software system testing is primarily based on software requirements specifications and software risk analysis. System testing should be performed in the target environment of the device. If a change is made </w:t>
+      </w:r>
+      <w:proofErr w:type="gramStart"/>
+      <w:r>
+        <w:rPr>
+          <w:rFonts w:ascii="Times New Roman" w:eastAsiaTheme="minorEastAsia"/>
+          <w:bCs/>
+          <w:sz w:val="24"/>
+        </w:rPr>
+        <w:t>in</w:t>
+      </w:r>
+      <w:proofErr w:type="gramEnd"/>
+      <w:r>
+        <w:rPr>
+          <w:rFonts w:ascii="Times New Roman" w:eastAsiaTheme="minorEastAsia"/>
+          <w:bCs/>
+          <w:sz w:val="24"/>
+        </w:rPr>
+        <w:t xml:space="preserve"> the system test, a regression test should be performed on it.</w:t>
       </w:r>
     </w:p>
     <w:p>
@@ -3490,8 +3618,8 @@
       </w:r>
     </w:p>
     <w:sectPr>
-      <w:headerReference w:type="default" r:id="rId8"/>
-      <w:footerReference w:type="default" r:id="rId9"/>
+      <w:headerReference w:type="default" r:id="rId11"/>
+      <w:footerReference w:type="default" r:id="rId12"/>
       <w:pgSz w:w="11906" w:h="16838" w:code="9"/>
       <w:pgMar w:top="1021" w:right="1134" w:bottom="1418" w:left="1134" w:header="851" w:footer="0" w:gutter="0"/>
       <w:pgNumType w:start="1"/>
@@ -3754,17 +3882,17 @@
       <w:tblLook w:val="04A0" w:firstRow="1" w:lastRow="0" w:firstColumn="1" w:lastColumn="0" w:noHBand="0" w:noVBand="1"/>
     </w:tblPr>
     <w:tblGrid>
-      <w:gridCol w:w="1701"/>
-      <w:gridCol w:w="5949"/>
-      <w:gridCol w:w="1281"/>
+      <w:gridCol w:w="1835"/>
+      <w:gridCol w:w="6419"/>
+      <w:gridCol w:w="1382"/>
     </w:tblGrid>
     <w:tr>
       <w:trPr>
-        <w:trHeight w:val="569"/>
+        <w:trHeight w:val="646"/>
       </w:trPr>
       <w:tc>
         <w:tcPr>
-          <w:tcW w:w="1701" w:type="dxa"/>
+          <w:tcW w:w="1835" w:type="dxa"/>
           <w:vAlign w:val="center"/>
         </w:tcPr>
         <w:p>
@@ -3834,7 +3962,7 @@
       </w:tc>
       <w:tc>
         <w:tcPr>
-          <w:tcW w:w="5949" w:type="dxa"/>
+          <w:tcW w:w="6419" w:type="dxa"/>
           <w:vAlign w:val="center"/>
         </w:tcPr>
         <w:p>
@@ -3877,13 +4005,53 @@
               <w:sz w:val="48"/>
               <w:szCs w:val="48"/>
             </w:rPr>
-            <w:t>Verification &amp; validation report</w:t>
+            <w:t xml:space="preserve">Verification &amp; </w:t>
+          </w:r>
+          <w:r>
+            <w:rPr>
+              <w:rFonts w:ascii="Times New Roman" w:hint="eastAsia"/>
+              <w:b/>
+              <w:bCs/>
+              <w:sz w:val="48"/>
+              <w:szCs w:val="48"/>
+            </w:rPr>
+            <w:t>V</w:t>
+          </w:r>
+          <w:r>
+            <w:rPr>
+              <w:rFonts w:ascii="Times New Roman"/>
+              <w:b/>
+              <w:bCs/>
+              <w:sz w:val="48"/>
+              <w:szCs w:val="48"/>
+            </w:rPr>
+            <w:t xml:space="preserve">alidation </w:t>
+          </w:r>
+          <w:r>
+            <w:rPr>
+              <w:rFonts w:ascii="Times New Roman" w:hint="eastAsia"/>
+              <w:b/>
+              <w:bCs/>
+              <w:sz w:val="48"/>
+              <w:szCs w:val="48"/>
+            </w:rPr>
+            <w:t>R</w:t>
+          </w:r>
+          <w:r>
+            <w:rPr>
+              <w:rFonts w:ascii="Times New Roman"/>
+              <w:b/>
+              <w:bCs/>
+              <w:sz w:val="48"/>
+              <w:szCs w:val="48"/>
+            </w:rPr>
+            <w:t>eport</w:t>
           </w:r>
         </w:p>
       </w:tc>
       <w:tc>
         <w:tcPr>
-          <w:tcW w:w="1281" w:type="dxa"/>
+          <w:tcW w:w="1382" w:type="dxa"/>
           <w:vAlign w:val="bottom"/>
         </w:tcPr>
         <w:p>
@@ -6684,13 +6852,39 @@
 </file>
 
 <file path=customXml/itemProps2.xml><?xml version="1.0" encoding="utf-8"?>
-<ds:datastoreItem xmlns:ds="http://schemas.openxmlformats.org/officeDocument/2006/customXml" ds:itemID="{D2013072-2F51-4850-A750-B8F40489596D}"/>
+<ds:datastoreItem xmlns:ds="http://schemas.openxmlformats.org/officeDocument/2006/customXml" ds:itemID="{D2013072-2F51-4850-A750-B8F40489596D}">
+  <ds:schemaRefs>
+    <ds:schemaRef ds:uri="http://schemas.microsoft.com/office/2006/metadata/contentType"/>
+    <ds:schemaRef ds:uri="http://schemas.microsoft.com/office/2006/metadata/properties/metaAttributes"/>
+    <ds:schemaRef ds:uri="http://www.w3.org/2001/XMLSchema"/>
+    <ds:schemaRef ds:uri="http://schemas.microsoft.com/office/2006/metadata/properties"/>
+    <ds:schemaRef ds:uri="e9585e3e-8dde-4558-9020-300460070f66"/>
+    <ds:schemaRef ds:uri="fdbd0ee6-c1ce-4682-bf4d-b990274ef7f9"/>
+    <ds:schemaRef ds:uri="http://schemas.microsoft.com/office/2006/documentManagement/types"/>
+    <ds:schemaRef ds:uri="http://schemas.microsoft.com/office/infopath/2007/PartnerControls"/>
+    <ds:schemaRef ds:uri="http://schemas.openxmlformats.org/package/2006/metadata/core-properties"/>
+    <ds:schemaRef ds:uri="http://purl.org/dc/elements/1.1/"/>
+    <ds:schemaRef ds:uri="http://purl.org/dc/terms/"/>
+    <ds:schemaRef ds:uri="http://schemas.microsoft.com/internal/obd"/>
+  </ds:schemaRefs>
+</ds:datastoreItem>
 </file>
 
 <file path=customXml/itemProps3.xml><?xml version="1.0" encoding="utf-8"?>
-<ds:datastoreItem xmlns:ds="http://schemas.openxmlformats.org/officeDocument/2006/customXml" ds:itemID="{E41AFDEB-8146-4DF2-A021-64EE583F3FAE}"/>
+<ds:datastoreItem xmlns:ds="http://schemas.openxmlformats.org/officeDocument/2006/customXml" ds:itemID="{E41AFDEB-8146-4DF2-A021-64EE583F3FAE}">
+  <ds:schemaRefs>
+    <ds:schemaRef ds:uri="http://schemas.microsoft.com/sharepoint/v3/contenttype/forms"/>
+  </ds:schemaRefs>
+</ds:datastoreItem>
 </file>
 
 <file path=customXml/itemProps4.xml><?xml version="1.0" encoding="utf-8"?>
-<ds:datastoreItem xmlns:ds="http://schemas.openxmlformats.org/officeDocument/2006/customXml" ds:itemID="{5B9B17E8-2CE1-4CD8-80C5-7882434CC783}"/>
+<ds:datastoreItem xmlns:ds="http://schemas.openxmlformats.org/officeDocument/2006/customXml" ds:itemID="{5B9B17E8-2CE1-4CD8-80C5-7882434CC783}">
+  <ds:schemaRefs>
+    <ds:schemaRef ds:uri="http://schemas.microsoft.com/office/2006/metadata/properties"/>
+    <ds:schemaRef ds:uri="http://schemas.microsoft.com/office/infopath/2007/PartnerControls"/>
+    <ds:schemaRef ds:uri="e9585e3e-8dde-4558-9020-300460070f66"/>
+    <ds:schemaRef ds:uri="fdbd0ee6-c1ce-4682-bf4d-b990274ef7f9"/>
+  </ds:schemaRefs>
+</ds:datastoreItem>
 </file>